--- a/docs/TimeWhere_SidePanel_Quick_Guide.docx
+++ b/docs/TimeWhere_SidePanel_Quick_Guide.docx
@@ -63,7 +63,7 @@
               <w:rPr>
                 <w:sz w:val="19"/>
               </w:rPr>
-              <w:t>本文面向当前源码或后续包含 Side Panel 的测试包。当前 CWS 待审核包可能仍是较早的 0.2.1 policy-fix 包。</w:t>
+              <w:t>本文面向 0.2.2 及后续包含 Side Panel 的测试包。Chrome Web Store 首个 Private 测试发布包为 0.2.1 policy-fix 包。</w:t>
             </w:r>
           </w:p>
         </w:tc>
